--- a/knowledge_base/Синастрия_ai.docx
+++ b/knowledge_base/Синастрия_ai.docx
@@ -107,26 +107,35 @@
         <w:spacing w:after="0" w:line="240" w:lineRule="auto"/>
       </w:pPr>
       <w:r>
-        <w:t>- **Положительные аспекты (</w:t>
-      </w:r>
-      <w:proofErr w:type="gramStart"/>
-      <w:r>
-        <w:t>+)</w:t>
-      </w:r>
-      <w:r>
-        <w:t>(</w:t>
+        <w:t xml:space="preserve">- **Положительные аспекты </w:t>
+      </w:r>
+      <w:r>
+        <w:t xml:space="preserve">- </w:t>
       </w:r>
       <w:proofErr w:type="spellStart"/>
-      <w:proofErr w:type="gramEnd"/>
       <w:r>
         <w:t>трин</w:t>
       </w:r>
       <w:proofErr w:type="spellEnd"/>
       <w:r>
-        <w:t>, секстиль)</w:t>
-      </w:r>
-      <w:r>
-        <w:t>:**</w:t>
+        <w:t>, секстиль</w:t>
+      </w:r>
+      <w:r>
+        <w:t xml:space="preserve"> </w:t>
+      </w:r>
+      <w:r>
+        <w:t>(+</w:t>
+      </w:r>
+      <w:proofErr w:type="gramStart"/>
+      <w:r>
+        <w:t>)</w:t>
+      </w:r>
+      <w:r>
+        <w:t>:*</w:t>
+      </w:r>
+      <w:proofErr w:type="gramEnd"/>
+      <w:r>
+        <w:t>*</w:t>
       </w:r>
     </w:p>
     <w:p>
@@ -228,16 +237,8 @@
         <w:spacing w:after="0" w:line="240" w:lineRule="auto"/>
       </w:pPr>
       <w:r>
-        <w:t>- **Отрицательные аспекты (</w:t>
-      </w:r>
-      <w:proofErr w:type="gramStart"/>
-      <w:r>
-        <w:t>–)</w:t>
-      </w:r>
-      <w:r>
-        <w:t>(</w:t>
-      </w:r>
-      <w:proofErr w:type="gramEnd"/>
+        <w:t xml:space="preserve">- **Отрицательные аспекты - </w:t>
+      </w:r>
       <w:r>
         <w:t xml:space="preserve">квадратура, оппозиция, </w:t>
       </w:r>
@@ -247,10 +248,18 @@
       </w:r>
       <w:proofErr w:type="spellEnd"/>
       <w:r>
+        <w:t xml:space="preserve"> (-</w:t>
+      </w:r>
+      <w:proofErr w:type="gramStart"/>
+      <w:r>
         <w:t>)</w:t>
       </w:r>
       <w:r>
-        <w:t>:**</w:t>
+        <w:t>:*</w:t>
+      </w:r>
+      <w:proofErr w:type="gramEnd"/>
+      <w:r>
+        <w:t>*</w:t>
       </w:r>
     </w:p>
     <w:p>
@@ -11860,7 +11869,22 @@
     <w:p>
       <w:pPr>
         <w:spacing w:after="0" w:line="240" w:lineRule="auto"/>
-      </w:pPr>
+        <w:rPr>
+          <w:rStyle w:val="markedcontent"/>
+          <w:rFonts w:ascii="Arial" w:hAnsi="Arial" w:cs="Arial"/>
+          <w:sz w:val="18"/>
+          <w:szCs w:val="18"/>
+          <w:bdr w:val="single" w:sz="2" w:space="0" w:color="E5E7EB" w:frame="1"/>
+          <w:shd w:val="clear" w:color="auto" w:fill="FFFFFF"/>
+        </w:rPr>
+      </w:pPr>
+    </w:p>
+    <w:p>
+      <w:pPr>
+        <w:spacing w:after="0" w:line="240" w:lineRule="auto"/>
+      </w:pPr>
+      <w:bookmarkStart w:id="0" w:name="_GoBack"/>
+      <w:bookmarkEnd w:id="0"/>
       <w:r>
         <w:rPr>
           <w:rStyle w:val="markedcontent"/>
@@ -12336,6 +12360,7 @@
           <w:bdr w:val="single" w:sz="2" w:space="0" w:color="E5E7EB" w:frame="1"/>
           <w:shd w:val="clear" w:color="auto" w:fill="FFFFFF"/>
         </w:rPr>
+        <w:lastRenderedPageBreak/>
         <w:t>Ключевые слова, что каждая планета делает в конфликтах:</w:t>
       </w:r>
       <w:r>
@@ -12402,7 +12427,6 @@
           <w:bdr w:val="single" w:sz="2" w:space="0" w:color="E5E7EB" w:frame="1"/>
           <w:shd w:val="clear" w:color="auto" w:fill="FFFFFF"/>
         </w:rPr>
-        <w:lastRenderedPageBreak/>
         <w:t xml:space="preserve">Луна </w:t>
       </w:r>
       <w:proofErr w:type="spellStart"/>
@@ -12415,20 +12439,7 @@
           <w:bdr w:val="single" w:sz="2" w:space="0" w:color="E5E7EB" w:frame="1"/>
           <w:shd w:val="clear" w:color="auto" w:fill="FFFFFF"/>
         </w:rPr>
-        <w:t>исте</w:t>
-      </w:r>
-      <w:bookmarkStart w:id="0" w:name="_GoBack"/>
-      <w:bookmarkEnd w:id="0"/>
-      <w:r>
-        <w:rPr>
-          <w:rStyle w:val="markedcontent"/>
-          <w:rFonts w:ascii="Arial" w:hAnsi="Arial" w:cs="Arial"/>
-          <w:sz w:val="18"/>
-          <w:szCs w:val="18"/>
-          <w:bdr w:val="single" w:sz="2" w:space="0" w:color="E5E7EB" w:frame="1"/>
-          <w:shd w:val="clear" w:color="auto" w:fill="FFFFFF"/>
-        </w:rPr>
-        <w:t>рит</w:t>
+        <w:t>истерит</w:t>
       </w:r>
       <w:proofErr w:type="spellEnd"/>
       <w:r>
@@ -13429,7 +13440,7 @@
 </file>
 
 <file path=customXml/itemProps1.xml><?xml version="1.0" encoding="utf-8"?>
-<ds:datastoreItem xmlns:ds="http://schemas.openxmlformats.org/officeDocument/2006/customXml" ds:itemID="{0CBF4155-3D2F-4B68-9E11-979128174A15}">
+<ds:datastoreItem xmlns:ds="http://schemas.openxmlformats.org/officeDocument/2006/customXml" ds:itemID="{E0139BBA-F28A-4E37-AA9F-D47FC040A388}">
   <ds:schemaRefs>
     <ds:schemaRef ds:uri="http://schemas.openxmlformats.org/officeDocument/2006/bibliography"/>
   </ds:schemaRefs>
